--- a/exercicos-logica/22_compilacao_de_exercicios_logica.docx
+++ b/exercicos-logica/22_compilacao_de_exercicios_logica.docx
@@ -168,8 +168,6 @@
           <w:sz w:val="28"/>
         </w:rPr>
       </w:pPr>
-      <w:bookmarkStart w:id="0" w:name="_GoBack"/>
-      <w:bookmarkEnd w:id="0"/>
     </w:p>
     <w:p>
       <w:pPr>
@@ -2430,7 +2428,7 @@
           <w:sz w:val="14"/>
         </w:rPr>
       </w:pPr>
-      <w:bookmarkStart w:id="1" w:name="_Hlk36501514"/>
+      <w:bookmarkStart w:id="0" w:name="_Hlk36501514"/>
       <w:r>
         <w:rPr>
           <w:color w:val="FFFFFF" w:themeColor="background1"/>
@@ -2563,7 +2561,7 @@
         </w:r>
       </w:hyperlink>
     </w:p>
-    <w:bookmarkEnd w:id="1"/>
+    <w:bookmarkEnd w:id="0"/>
     <w:p>
       <w:pPr>
         <w:rPr>
@@ -4657,89 +4655,235 @@
     </w:p>
     <w:p/>
     <w:p>
-      <w:r>
+      <w:pPr>
+        <w:rPr>
+          <w:strike/>
+        </w:rPr>
+      </w:pPr>
+      <w:r>
+        <w:rPr>
+          <w:strike/>
+        </w:rPr>
         <w:t xml:space="preserve">5.18 - </w:t>
       </w:r>
       <w:r>
+        <w:rPr>
+          <w:strike/>
+        </w:rPr>
         <w:t>STAR Ubers</w:t>
       </w:r>
     </w:p>
     <w:p>
-      <w:r>
+      <w:pPr>
+        <w:rPr>
+          <w:strike/>
+        </w:rPr>
+      </w:pPr>
+    </w:p>
+    <w:p>
+      <w:pPr>
+        <w:rPr>
+          <w:strike/>
+        </w:rPr>
+      </w:pPr>
+      <w:r>
+        <w:rPr>
+          <w:strike/>
+        </w:rPr>
+        <w:t>Movido para https://www.notion.so/rafaellindemann/0007-Geral-dos-exerc-cios-e-atividades-317d393ff68e806e982cf5b856d46e00?source=copy_link#317d393ff68e80f7a6abdc262b0bc1dd</w:t>
+      </w:r>
+    </w:p>
+    <w:p>
+      <w:pPr>
+        <w:rPr>
+          <w:strike/>
+        </w:rPr>
+      </w:pPr>
+    </w:p>
+    <w:p>
+      <w:pPr>
+        <w:rPr>
+          <w:strike/>
+        </w:rPr>
+      </w:pPr>
+      <w:r>
+        <w:rPr>
+          <w:strike/>
+        </w:rPr>
         <w:t xml:space="preserve">PRIMEIRA ETAPA: </w:t>
       </w:r>
     </w:p>
     <w:p>
+      <w:pPr>
+        <w:rPr>
+          <w:strike/>
+        </w:rPr>
+      </w:pPr>
       <w:hyperlink r:id="rId19" w:tgtFrame="_blank" w:history="1">
         <w:r>
           <w:rPr>
             <w:rStyle w:val="Hyperlink"/>
+            <w:strike/>
           </w:rPr>
           <w:t>https://www.youtube.com/watch?v=lFM2QeZk_Xg</w:t>
         </w:r>
       </w:hyperlink>
       <w:r>
+        <w:rPr>
+          <w:strike/>
+        </w:rPr>
         <w:br/>
         <w:t>- Ler a distância da próxima corrida e dizer quanto tempo vai levar.</w:t>
       </w:r>
       <w:r>
+        <w:rPr>
+          <w:strike/>
+        </w:rPr>
         <w:br/>
         <w:t>1 dado de Entrada: Distância (em quilômetros);</w:t>
       </w:r>
       <w:r>
+        <w:rPr>
+          <w:strike/>
+        </w:rPr>
         <w:br/>
         <w:t>1 dado de Saída: Tempo de viagem (em segundos).</w:t>
       </w:r>
       <w:r>
+        <w:rPr>
+          <w:strike/>
+        </w:rPr>
         <w:br/>
       </w:r>
       <w:r>
+        <w:rPr>
+          <w:strike/>
+        </w:rPr>
         <w:br/>
         <w:t>Simples assim.</w:t>
       </w:r>
     </w:p>
-    <w:p/>
-    <w:p>
-      <w:r>
+    <w:p>
+      <w:pPr>
+        <w:rPr>
+          <w:strike/>
+        </w:rPr>
+      </w:pPr>
+    </w:p>
+    <w:p>
+      <w:pPr>
+        <w:rPr>
+          <w:strike/>
+        </w:rPr>
+      </w:pPr>
+      <w:r>
+        <w:rPr>
+          <w:strike/>
+        </w:rPr>
         <w:t xml:space="preserve">5.19 - </w:t>
       </w:r>
       <w:r>
+        <w:rPr>
+          <w:strike/>
+        </w:rPr>
         <w:t>SEGUNDA ETAPA:</w:t>
       </w:r>
     </w:p>
     <w:p>
-      <w:r>
+      <w:pPr>
+        <w:rPr>
+          <w:strike/>
+        </w:rPr>
+      </w:pPr>
+      <w:r>
+        <w:rPr>
+          <w:strike/>
+        </w:rPr>
         <w:t>O tempo de viagem já é apresentado em segundos...</w:t>
       </w:r>
     </w:p>
     <w:p>
-      <w:r>
+      <w:pPr>
+        <w:rPr>
+          <w:strike/>
+        </w:rPr>
+      </w:pPr>
+      <w:r>
+        <w:rPr>
+          <w:strike/>
+        </w:rPr>
         <w:t>Caso este tempo seja maior que um minuto, apresentar este valor também em minutos;</w:t>
       </w:r>
     </w:p>
     <w:p>
-      <w:r>
+      <w:pPr>
+        <w:rPr>
+          <w:strike/>
+        </w:rPr>
+      </w:pPr>
+      <w:r>
+        <w:rPr>
+          <w:strike/>
+        </w:rPr>
         <w:t>Caso seja maior que uma hora, apresentar também em horas;</w:t>
       </w:r>
     </w:p>
     <w:p>
-      <w:r>
+      <w:pPr>
+        <w:rPr>
+          <w:strike/>
+        </w:rPr>
+      </w:pPr>
+      <w:r>
+        <w:rPr>
+          <w:strike/>
+        </w:rPr>
         <w:t>Caso seja maior que um dia, apresentar também em dias;</w:t>
       </w:r>
     </w:p>
     <w:p>
-      <w:r>
+      <w:pPr>
+        <w:rPr>
+          <w:strike/>
+        </w:rPr>
+      </w:pPr>
+      <w:r>
+        <w:rPr>
+          <w:strike/>
+        </w:rPr>
         <w:t>Caso seja maior que 30 dias, apresentar também em meses;</w:t>
       </w:r>
     </w:p>
     <w:p>
-      <w:r>
+      <w:pPr>
+        <w:rPr>
+          <w:strike/>
+        </w:rPr>
+      </w:pPr>
+      <w:r>
+        <w:rPr>
+          <w:strike/>
+        </w:rPr>
         <w:t>Caso seja maior que 12 meses, apresentar também em anos.</w:t>
       </w:r>
     </w:p>
-    <w:p/>
-    <w:p>
-      <w:r>
+    <w:p>
+      <w:pPr>
+        <w:rPr>
+          <w:strike/>
+        </w:rPr>
+      </w:pPr>
+    </w:p>
+    <w:p>
+      <w:pPr>
+        <w:rPr>
+          <w:strike/>
+        </w:rPr>
+      </w:pPr>
+      <w:r>
+        <w:rPr>
+          <w:strike/>
+        </w:rPr>
         <w:t>Deu, simples assim...</w:t>
       </w:r>
     </w:p>
@@ -5155,7 +5299,13 @@
         <w:t xml:space="preserve">5.27 - </w:t>
       </w:r>
       <w:r>
-        <w:t>Ligar o ar condicionado: Faça um programa onde o usuário irá escolher se quer converter graus Celsius para Fahrenheit ou Fahrenheit para Celsius. Após a ecolha, faça uma leitura e converta para a unidade escolhida.</w:t>
+        <w:t>Ligar o ar condicionado: Faça um programa onde o usuário irá escolher se quer converter graus Celsius para Fahrenheit ou Fahrenheit para Celsius. Após a e</w:t>
+      </w:r>
+      <w:r>
+        <w:t>s</w:t>
+      </w:r>
+      <w:r>
+        <w:t>colha, faça uma leitura e converta para a unidade escolhida.</w:t>
       </w:r>
     </w:p>
     <w:p>
@@ -5234,10 +5384,38 @@
     <w:p/>
     <w:p>
       <w:r>
-        <w:t xml:space="preserve">5.31 - </w:t>
-      </w:r>
-      <w:r>
-        <w:t>Não tem garçom de cara feia: Uma empresa abriu uma linha de crédito para os funcionários. O valor da prestação não pode ultrapassar 30% do salário. Faça um programa que receba o salário, o valor do empréstimo e o número de prestações e informe se o empréstimo pode ser concedido. Nenhum dos valores informados pode ser zero ou negativo.</w:t>
+        <w:t xml:space="preserve">5.31 </w:t>
+      </w:r>
+      <w:r>
+        <w:t>–</w:t>
+      </w:r>
+      <w:r>
+        <w:t xml:space="preserve"> </w:t>
+      </w:r>
+    </w:p>
+    <w:p>
+      <w:r>
+        <w:t>https://www.notion.so/rafaellindemann/0047-N-o-tem-gar-om-de-cara-feia-359d393ff68e80468a10f22ad8226e0f</w:t>
+      </w:r>
+    </w:p>
+    <w:p>
+      <w:pPr>
+        <w:rPr>
+          <w:strike/>
+        </w:rPr>
+      </w:pPr>
+      <w:r>
+        <w:rPr>
+          <w:strike/>
+        </w:rPr>
+        <w:t xml:space="preserve">Não tem garçom de cara feia: Uma empresa abriu uma linha de crédito para os funcionários. O valor da prestação não pode ultrapassar 30% do salário. Faça um programa que receba o salário, o valor do empréstimo e </w:t>
+      </w:r>
+      <w:r>
+        <w:rPr>
+          <w:strike/>
+        </w:rPr>
+        <w:lastRenderedPageBreak/>
+        <w:t>o número de prestações e informe se o empréstimo pode ser concedido. Nenhum dos valores informados pode ser zero ou negativo.</w:t>
       </w:r>
     </w:p>
     <w:p>
@@ -5254,7 +5432,6 @@
         </w:rPr>
       </w:pPr>
       <w:r>
-        <w:lastRenderedPageBreak/>
         <w:t xml:space="preserve">5.32 - </w:t>
       </w:r>
       <w:r>
@@ -5455,7 +5632,21 @@
           <w:rPr>
             <w:rStyle w:val="Hyperlink"/>
           </w:rPr>
-          <w:t>https://www.beecrowd.com.br/judge/pt/problems/view/3170</w:t>
+          <w:t>https://www.b</w:t>
+        </w:r>
+        <w:bookmarkStart w:id="1" w:name="_GoBack"/>
+        <w:bookmarkEnd w:id="1"/>
+        <w:r>
+          <w:rPr>
+            <w:rStyle w:val="Hyperlink"/>
+          </w:rPr>
+          <w:t>e</w:t>
+        </w:r>
+        <w:r>
+          <w:rPr>
+            <w:rStyle w:val="Hyperlink"/>
+          </w:rPr>
+          <w:t>ecrowd.com.br/judge/pt/problems/view/3170</w:t>
         </w:r>
       </w:hyperlink>
     </w:p>
